--- a/courts/tenth-circuit/new-mexico/federal/bankruptcy-district/motion-brief/usage/OUTPUT-motion-brief-2.docx
+++ b/courts/tenth-circuit/new-mexico/federal/bankruptcy-district/motion-brief/usage/OUTPUT-motion-brief-2.docx
@@ -4,60 +4,65 @@
   <w:body>
     <w:p>
       <w:pPr>
-        <w:pStyle w:val="Centered"/>
-      </w:pPr>
-      <w:r>
-        <w:rPr>
-          <w:b/>
+        <w:keepNext/>
+        <w:keepLines/>
+        <w:spacing w:before="0" w:after="0" w:line="300" w:lineRule="exact"/>
+        <w:ind w:left="0" w:firstLine="0"/>
+        <w:jc w:val="center"/>
+      </w:pPr>
+      <w:r>
+        <w:rPr>
+          <w:b/>
+          <w:bCs/>
         </w:rPr>
         <w:t xml:space="preserve">UNITED STATES BANKRUPTCY COURT</w:t>
       </w:r>
     </w:p>
     <w:p>
       <w:pPr>
-        <w:pStyle w:val="Centered"/>
-      </w:pPr>
-      <w:r>
-        <w:rPr>
-          <w:b/>
+        <w:keepNext/>
+        <w:keepLines/>
+        <w:spacing w:before="0" w:after="300" w:line="300" w:lineRule="exact"/>
+        <w:ind w:left="0" w:firstLine="0"/>
+        <w:jc w:val="center"/>
+      </w:pPr>
+      <w:r>
+        <w:rPr>
+          <w:b/>
+          <w:bCs/>
         </w:rPr>
         <w:t xml:space="preserve">FOR THE DISTRICT OF NEW MEXICO</w:t>
       </w:r>
-    </w:p>
-    <w:p>
-      <w:pPr>
-        <w:pStyle w:val="Single"/>
-      </w:pPr>
     </w:p>
     <w:tbl>
       <w:tblPr>
         <w:tblW w:w="9360" w:type="dxa"/>
-        <w:tblBorders>
-          <w:top w:val="none" w:sz="0" w:space="0" w:color="auto"/>
-          <w:left w:val="none" w:sz="0" w:space="0" w:color="auto"/>
-          <w:bottom w:val="none" w:sz="0" w:space="0" w:color="auto"/>
-          <w:right w:val="none" w:sz="0" w:space="0" w:color="auto"/>
-          <w:insideH w:val="none" w:sz="0" w:space="0" w:color="auto"/>
-          <w:insideV w:val="none" w:sz="0" w:space="0" w:color="auto"/>
-        </w:tblBorders>
         <w:tblLayout w:type="fixed"/>
         <w:tblCellMar>
+          <w:top w:w="0" w:type="dxa"/>
           <w:left w:w="0" w:type="dxa"/>
+          <w:bottom w:w="0" w:type="dxa"/>
           <w:right w:w="0" w:type="dxa"/>
         </w:tblCellMar>
+        <w:tblLook w:val="0000" w:firstRow="0" w:lastRow="0" w:firstColumn="0" w:lastColumn="0" w:noHBand="0" w:noVBand="0"/>
       </w:tblPr>
       <w:tblGrid>
         <w:gridCol w:w="4680"/>
         <w:gridCol w:w="4680"/>
       </w:tblGrid>
       <w:tr>
+        <w:trPr>
+          <w:cantSplit/>
+        </w:trPr>
         <w:tc>
           <w:tcPr>
             <w:tcW w:w="4680" w:type="dxa"/>
           </w:tcPr>
           <w:p>
             <w:pPr>
-              <w:pStyle w:val="Cell"/>
+              <w:spacing w:before="0" w:after="0" w:line="300" w:lineRule="exact"/>
+              <w:ind w:left="0" w:firstLine="0"/>
+              <w:jc w:val="left"/>
             </w:pPr>
             <w:r>
               <w:t xml:space="preserve">IN RE DEBTOR:</w:t>
@@ -65,7 +70,9 @@
           </w:p>
           <w:p>
             <w:pPr>
-              <w:pStyle w:val="Cell"/>
+              <w:spacing w:before="0" w:after="0" w:line="300" w:lineRule="exact"/>
+              <w:ind w:left="0" w:firstLine="0"/>
+              <w:jc w:val="left"/>
             </w:pPr>
             <w:r>
               <w:t xml:space="preserve">[DEBTOR NAME]</w:t>
@@ -73,7 +80,9 @@
           </w:p>
           <w:p>
             <w:pPr>
-              <w:pStyle w:val="Cell"/>
+              <w:spacing w:before="0" w:after="0" w:line="300" w:lineRule="exact"/>
+              <w:ind w:left="0" w:firstLine="0"/>
+              <w:jc w:val="left"/>
             </w:pPr>
             <w:r>
               <w:t xml:space="preserve">[Address line]</w:t>
@@ -86,11 +95,14 @@
           </w:tcPr>
           <w:p>
             <w:pPr>
-              <w:pStyle w:val="Cell"/>
+              <w:spacing w:before="0" w:after="0" w:line="300" w:lineRule="exact"/>
+              <w:ind w:left="0" w:firstLine="0"/>
               <w:jc w:val="right"/>
             </w:pPr>
             <w:r>
-              <w:t xml:space="preserve">Case No. [00-00000-x00]</w:t>
+              <w:t xml:space="preserve">Case No. [00</w:t>
+              <w:noBreakHyphen/>
+              <w:t xml:space="preserve">00000-x00]</w:t>
             </w:r>
           </w:p>
         </w:tc>
@@ -98,25 +110,22 @@
     </w:tbl>
     <w:p>
       <w:pPr>
-        <w:pStyle w:val="Single"/>
+        <w:spacing w:before="0" w:after="298" w:line="2" w:lineRule="exact"/>
+        <w:ind w:left="0" w:firstLine="0"/>
+        <w:jc w:val="left"/>
       </w:pPr>
     </w:p>
     <w:tbl>
       <w:tblPr>
         <w:tblW w:w="9360" w:type="dxa"/>
-        <w:tblBorders>
-          <w:top w:val="none" w:sz="0" w:space="0" w:color="auto"/>
-          <w:left w:val="none" w:sz="0" w:space="0" w:color="auto"/>
-          <w:bottom w:val="none" w:sz="0" w:space="0" w:color="auto"/>
-          <w:right w:val="none" w:sz="0" w:space="0" w:color="auto"/>
-          <w:insideH w:val="none" w:sz="0" w:space="0" w:color="auto"/>
-          <w:insideV w:val="none" w:sz="0" w:space="0" w:color="auto"/>
-        </w:tblBorders>
         <w:tblLayout w:type="fixed"/>
         <w:tblCellMar>
+          <w:top w:w="0" w:type="dxa"/>
           <w:left w:w="0" w:type="dxa"/>
+          <w:bottom w:w="0" w:type="dxa"/>
           <w:right w:w="0" w:type="dxa"/>
         </w:tblCellMar>
+        <w:tblLook w:val="0000" w:firstRow="0" w:lastRow="0" w:firstColumn="0" w:lastColumn="0" w:noHBand="0" w:noVBand="0"/>
       </w:tblPr>
       <w:tblGrid>
         <w:gridCol w:w="4896"/>
@@ -124,21 +133,26 @@
         <w:gridCol w:w="4104"/>
       </w:tblGrid>
       <w:tr>
+        <w:trPr>
+          <w:cantSplit/>
+        </w:trPr>
         <w:tc>
           <w:tcPr>
             <w:tcW w:w="4896" w:type="dxa"/>
             <w:tcBorders>
+              <w:bottom w:val="single" w:sz="6" w:space="0" w:color="000000"/>
               <w:right w:val="single" w:sz="6" w:space="0" w:color="000000"/>
-              <w:bottom w:val="single" w:sz="6" w:space="0" w:color="000000"/>
             </w:tcBorders>
             <w:tcMar>
-              <w:right w:w="173" w:type="dxa"/>
-              <w:bottom w:w="173" w:type="dxa"/>
+              <w:bottom w:w="165" w:type="dxa"/>
+              <w:right w:w="180" w:type="dxa"/>
             </w:tcMar>
           </w:tcPr>
           <w:p>
             <w:pPr>
-              <w:pStyle w:val="Cell"/>
+              <w:spacing w:before="0" w:after="0" w:line="300" w:lineRule="exact"/>
+              <w:ind w:left="0" w:firstLine="0"/>
+              <w:jc w:val="left"/>
             </w:pPr>
             <w:r>
               <w:t xml:space="preserve">[PLAINTIFF NAME]</w:t>
@@ -146,7 +160,9 @@
           </w:p>
           <w:p>
             <w:pPr>
-              <w:pStyle w:val="Cell"/>
+              <w:spacing w:before="0" w:after="0" w:line="300" w:lineRule="exact"/>
+              <w:ind w:left="0" w:firstLine="0"/>
+              <w:jc w:val="left"/>
             </w:pPr>
             <w:r>
               <w:t xml:space="preserve">Plaintiff,</w:t>
@@ -154,12 +170,16 @@
           </w:p>
           <w:p>
             <w:pPr>
-              <w:pStyle w:val="Single"/>
+              <w:spacing w:before="0" w:after="0" w:line="300" w:lineRule="exact"/>
+              <w:ind w:left="0" w:firstLine="0"/>
+              <w:jc w:val="left"/>
             </w:pPr>
           </w:p>
           <w:p>
             <w:pPr>
-              <w:pStyle w:val="Cell"/>
+              <w:spacing w:before="0" w:after="0" w:line="300" w:lineRule="exact"/>
+              <w:ind w:left="0" w:firstLine="0"/>
+              <w:jc w:val="left"/>
             </w:pPr>
             <w:r>
               <w:t xml:space="preserve">[DEFENDANT NAME]</w:t>
@@ -167,16 +187,13 @@
           </w:p>
           <w:p>
             <w:pPr>
-              <w:pStyle w:val="Cell"/>
+              <w:spacing w:before="0" w:after="0" w:line="300" w:lineRule="exact"/>
+              <w:ind w:left="0" w:firstLine="0"/>
+              <w:jc w:val="left"/>
             </w:pPr>
             <w:r>
               <w:t xml:space="preserve">Defendant.</w:t>
             </w:r>
-          </w:p>
-          <w:p>
-            <w:pPr>
-              <w:pStyle w:val="Single"/>
-            </w:pPr>
           </w:p>
         </w:tc>
         <w:tc>
@@ -185,21 +202,40 @@
           </w:tcPr>
           <w:p>
             <w:pPr>
-              <w:pStyle w:val="Cell"/>
+              <w:spacing w:before="0" w:after="0" w:line="300" w:lineRule="exact"/>
+              <w:ind w:left="0" w:firstLine="0"/>
+              <w:jc w:val="left"/>
             </w:pPr>
           </w:p>
         </w:tc>
         <w:tc>
           <w:tcPr>
             <w:tcW w:w="4104" w:type="dxa"/>
-            <w:vAlign w:val="center"/>
           </w:tcPr>
           <w:p>
             <w:pPr>
-              <w:pStyle w:val="Cell"/>
+              <w:spacing w:before="0" w:after="0" w:line="300" w:lineRule="exact"/>
+              <w:ind w:left="0" w:firstLine="0"/>
+              <w:jc w:val="left"/>
+            </w:pPr>
+          </w:p>
+          <w:p>
+            <w:pPr>
+              <w:spacing w:before="0" w:after="0" w:line="300" w:lineRule="exact"/>
+              <w:ind w:left="0" w:firstLine="0"/>
+              <w:jc w:val="left"/>
+            </w:pPr>
+          </w:p>
+          <w:p>
+            <w:pPr>
+              <w:spacing w:before="0" w:after="0" w:line="300" w:lineRule="exact"/>
+              <w:ind w:left="0" w:firstLine="0"/>
+              <w:jc w:val="left"/>
             </w:pPr>
             <w:r>
-              <w:t xml:space="preserve">Adv. Case No. [00-00000-x]</w:t>
+              <w:t xml:space="preserve">Adv. Case No. [00</w:t>
+              <w:noBreakHyphen/>
+              <w:t xml:space="preserve">00000-x]</w:t>
             </w:r>
           </w:p>
         </w:tc>
@@ -207,46 +243,45 @@
     </w:tbl>
     <w:p>
       <w:pPr>
-        <w:pStyle w:val="Single"/>
-      </w:pPr>
-    </w:p>
-    <w:p>
-      <w:pPr>
-        <w:pStyle w:val="Centered"/>
-      </w:pPr>
-      <w:r>
-        <w:rPr>
-          <w:b/>
+        <w:spacing w:before="480" w:after="480" w:line="300" w:lineRule="exact"/>
+        <w:ind w:left="0" w:firstLine="0"/>
+        <w:jc w:val="center"/>
+      </w:pPr>
+      <w:r>
+        <w:rPr>
+          <w:b/>
+          <w:bCs/>
         </w:rPr>
         <w:t xml:space="preserve">DEFENDANT’S MOTION TO DISMISS ADVERSARY COMPLAINT AND MEMORANDUM IN SUPPORT</w:t>
       </w:r>
     </w:p>
     <w:p>
       <w:pPr>
-        <w:pStyle w:val="Single"/>
-      </w:pPr>
-    </w:p>
-    <w:p>
-      <w:pPr>
-        <w:pStyle w:val="Indented"/>
-      </w:pPr>
-      <w:r>
-        <w:t xml:space="preserve">COMES NOW the Defendant, [DEFENDANT NAME], by and through counsel, [FIRM NAME], and pursuant to Federal Rules of Bankruptcy Procedure 7012 and 9013 and Federal Rule of Civil Procedure 12(b)(6), moves the Court for an order dismissing the Complaint filed by the Plaintiff. In support, the Defendant states as follows.</w:t>
-      </w:r>
-    </w:p>
-    <w:p>
-      <w:pPr>
-        <w:pStyle w:val="Heading1"/>
-      </w:pPr>
-      <w:bookmarkStart w:id="109" w:name="_motion"/>
-      <w:r>
+        <w:pStyle w:val="BodyText"/>
+      </w:pPr>
+      <w:r>
+        <w:t xml:space="preserve">COMES NOW the Defendant, [DEFENDANT NAME], by and through counsel, [FIRM NAME], and pursuant to Federal Rules of Bankruptcy Procedure 7012 and 9013 and Federal Rule of Civil Procedure 12(b)⁠(6), moves the Court for an order dismissing the Complaint filed by the Plaintiff. In support, the Defendant states as follows.</w:t>
+      </w:r>
+    </w:p>
+    <w:p>
+      <w:pPr>
+        <w:keepNext/>
+        <w:keepLines/>
+        <w:spacing w:before="0" w:after="0" w:line="480" w:lineRule="exact"/>
+        <w:ind w:left="0" w:firstLine="0"/>
+        <w:jc w:val="center"/>
+      </w:pPr>
+      <w:r>
+        <w:rPr>
+          <w:b/>
+          <w:bCs/>
+        </w:rPr>
         <w:t xml:space="preserve">Motion</w:t>
       </w:r>
-      <w:bookmarkEnd w:id="109"/>
-    </w:p>
-    <w:p>
-      <w:pPr>
-        <w:pStyle w:val="Indented"/>
+    </w:p>
+    <w:p>
+      <w:pPr>
+        <w:pStyle w:val="BodyText"/>
       </w:pPr>
       <w:r>
         <w:t xml:space="preserve">1. The Complaint asserts [NUMBER] claims for relief. Each claim rests on the allegations of a single transaction, which the Defendant denies.</w:t>
@@ -254,21 +289,21 @@
     </w:p>
     <w:p>
       <w:pPr>
-        <w:pStyle w:val="Indented"/>
-      </w:pPr>
-      <w:r>
-        <w:t xml:space="preserve">2. The Defendant moves under Rule 12(b)(6) because the Complaint does not state a plausible claim for relief, even accepting its factual allegations as true.</w:t>
+        <w:pStyle w:val="BodyTextNote"/>
+      </w:pPr>
+      <w:r>
+        <w:t xml:space="preserve">2. The Defendant moves under Rule 12(b)⁠(6) because the Complaint does not state a plausible claim for relief, even accepting its factual allegations as true.</w:t>
       </w:r>
       <w:r>
         <w:rPr>
           <w:rStyle w:val="FootnoteReference"/>
         </w:rPr>
-        <w:footnoteReference w:id="110"/>
-      </w:r>
-    </w:p>
-    <w:p>
-      <w:pPr>
-        <w:pStyle w:val="Indented"/>
+        <w:footnoteReference w:id="9"/>
+      </w:r>
+    </w:p>
+    <w:p>
+      <w:pPr>
+        <w:pStyle w:val="BodyText"/>
       </w:pPr>
       <w:r>
         <w:t xml:space="preserve">3. This motion is opposed. The Defendant asked Plaintiff’s counsel to withdraw the Complaint and received no response before this filing.</w:t>
@@ -276,27 +311,39 @@
     </w:p>
     <w:p>
       <w:pPr>
-        <w:pStyle w:val="Heading1"/>
-      </w:pPr>
-      <w:bookmarkStart w:id="111" w:name="_memorandum"/>
-      <w:r>
+        <w:keepNext/>
+        <w:keepLines/>
+        <w:spacing w:before="0" w:after="0" w:line="480" w:lineRule="exact"/>
+        <w:ind w:left="0" w:firstLine="0"/>
+        <w:jc w:val="center"/>
+      </w:pPr>
+      <w:r>
+        <w:rPr>
+          <w:b/>
+          <w:bCs/>
+        </w:rPr>
         <w:t xml:space="preserve">Memorandum</w:t>
       </w:r>
-      <w:bookmarkEnd w:id="111"/>
-    </w:p>
-    <w:p>
-      <w:pPr>
-        <w:pStyle w:val="Heading2"/>
-      </w:pPr>
-      <w:bookmarkStart w:id="112" w:name="_background"/>
-      <w:r>
+    </w:p>
+    <w:p>
+      <w:pPr>
+        <w:keepNext/>
+        <w:keepLines/>
+        <w:spacing w:before="0" w:after="0" w:line="480" w:lineRule="exact"/>
+        <w:ind w:left="0" w:firstLine="0"/>
+        <w:jc w:val="center"/>
+      </w:pPr>
+      <w:r>
+        <w:rPr>
+          <w:b/>
+          <w:bCs/>
+        </w:rPr>
         <w:t xml:space="preserve">Background</w:t>
       </w:r>
-      <w:bookmarkEnd w:id="112"/>
-    </w:p>
-    <w:p>
-      <w:pPr>
-        <w:pStyle w:val="Indented"/>
+    </w:p>
+    <w:p>
+      <w:pPr>
+        <w:pStyle w:val="BodyText"/>
       </w:pPr>
       <w:r>
         <w:t xml:space="preserve">4. [Placeholder background paragraph describing the bankruptcy case and the adversary proceeding in general terms.]</w:t>
@@ -304,7 +351,7 @@
     </w:p>
     <w:p>
       <w:pPr>
-        <w:pStyle w:val="Indented"/>
+        <w:pStyle w:val="BodyText"/>
       </w:pPr>
       <w:r>
         <w:t xml:space="preserve">5. The Complaint identifies the following relevant allegations:</w:t>
@@ -354,51 +401,335 @@
     </w:p>
     <w:p>
       <w:pPr>
-        <w:pStyle w:val="Heading2"/>
-      </w:pPr>
-      <w:bookmarkStart w:id="113" w:name="_argument"/>
-      <w:r>
+        <w:keepNext/>
+        <w:keepLines/>
+        <w:spacing w:before="0" w:after="0" w:line="480" w:lineRule="exact"/>
+        <w:ind w:left="0" w:firstLine="0"/>
+        <w:jc w:val="center"/>
+      </w:pPr>
+      <w:r>
+        <w:rPr>
+          <w:b/>
+          <w:bCs/>
+        </w:rPr>
         <w:t xml:space="preserve">Argument</w:t>
       </w:r>
-      <w:bookmarkEnd w:id="113"/>
-    </w:p>
-    <w:p>
-      <w:pPr>
-        <w:pStyle w:val="Heading3"/>
-      </w:pPr>
-      <w:bookmarkStart w:id="114" w:name="_a6300be24ee2858aca2404e3eee5020fbad8dc3"/>
-      <w:r>
-        <w:t xml:space="preserve">A. The Complaint does not identify the required element</w:t>
-      </w:r>
-      <w:bookmarkEnd w:id="114"/>
-    </w:p>
-    <w:p>
-      <w:pPr>
-        <w:pStyle w:val="Indented"/>
-      </w:pPr>
-      <w:r>
-        <w:t xml:space="preserve">6. A complaint must contain enough facts to state a claim that is plausible on its face. Bell Atlantic Corp. v. Twombly, 550 U.S. 544 (2007).</w:t>
-      </w:r>
-    </w:p>
-    <w:p>
-      <w:pPr>
-        <w:pStyle w:val="BlockText"/>
-      </w:pPr>
-      <w:r>
-        <w:t xml:space="preserve">The Complaint does not allege the element described in this quotation, and the remainder of the Complaint states legal conclusions rather than facts.</w:t>
-      </w:r>
-    </w:p>
-    <w:p>
-      <w:pPr>
-        <w:pStyle w:val="BlockText"/>
-      </w:pPr>
-      <w:r>
-        <w:t xml:space="preserve">[Placeholder citation to the Complaint.]</w:t>
-      </w:r>
-    </w:p>
-    <w:p>
-      <w:pPr>
-        <w:pStyle w:val="Indented"/>
+    </w:p>
+    <w:p>
+      <w:pPr>
+        <w:keepNext/>
+        <w:keepLines/>
+        <w:spacing w:before="0" w:after="0" w:line="480" w:lineRule="exact"/>
+        <w:ind w:left="0" w:firstLine="0"/>
+        <w:jc w:val="center"/>
+      </w:pPr>
+      <w:r>
+        <w:rPr>
+          <w:b/>
+          <w:bCs/>
+        </w:rPr>
+        <w:t xml:space="preserve">A.</w:t>
+      </w:r>
+      <w:r>
+        <w:rPr>
+          <w:b/>
+          <w:bCs/>
+        </w:rPr>
+        <w:t xml:space="preserve"> </w:t>
+      </w:r>
+      <w:r>
+        <w:rPr>
+          <w:b/>
+          <w:bCs/>
+        </w:rPr>
+        <w:t xml:space="preserve">The</w:t>
+      </w:r>
+      <w:r>
+        <w:rPr>
+          <w:b/>
+          <w:bCs/>
+        </w:rPr>
+        <w:t xml:space="preserve"> </w:t>
+      </w:r>
+      <w:r>
+        <w:rPr>
+          <w:b/>
+          <w:bCs/>
+        </w:rPr>
+        <w:t xml:space="preserve">Complaint</w:t>
+      </w:r>
+      <w:r>
+        <w:rPr>
+          <w:b/>
+          <w:bCs/>
+        </w:rPr>
+        <w:t xml:space="preserve"> </w:t>
+      </w:r>
+      <w:r>
+        <w:rPr>
+          <w:b/>
+          <w:bCs/>
+        </w:rPr>
+        <w:t xml:space="preserve">does</w:t>
+      </w:r>
+      <w:r>
+        <w:rPr>
+          <w:b/>
+          <w:bCs/>
+        </w:rPr>
+        <w:t xml:space="preserve"> </w:t>
+      </w:r>
+      <w:r>
+        <w:rPr>
+          <w:b/>
+          <w:bCs/>
+        </w:rPr>
+        <w:t xml:space="preserve">not</w:t>
+      </w:r>
+      <w:r>
+        <w:rPr>
+          <w:b/>
+          <w:bCs/>
+        </w:rPr>
+        <w:t xml:space="preserve"> </w:t>
+      </w:r>
+      <w:r>
+        <w:rPr>
+          <w:b/>
+          <w:bCs/>
+        </w:rPr>
+        <w:t xml:space="preserve">identify</w:t>
+      </w:r>
+      <w:r>
+        <w:rPr>
+          <w:b/>
+          <w:bCs/>
+        </w:rPr>
+        <w:t xml:space="preserve"> </w:t>
+      </w:r>
+      <w:r>
+        <w:rPr>
+          <w:b/>
+          <w:bCs/>
+        </w:rPr>
+        <w:t xml:space="preserve">the</w:t>
+      </w:r>
+      <w:r>
+        <w:rPr>
+          <w:b/>
+          <w:bCs/>
+        </w:rPr>
+        <w:t xml:space="preserve"> </w:t>
+      </w:r>
+      <w:r>
+        <w:rPr>
+          <w:b/>
+          <w:bCs/>
+        </w:rPr>
+        <w:t xml:space="preserve">required</w:t>
+      </w:r>
+      <w:r>
+        <w:rPr>
+          <w:b/>
+          <w:bCs/>
+        </w:rPr>
+        <w:t xml:space="preserve"> </w:t>
+      </w:r>
+      <w:r>
+        <w:rPr>
+          <w:b/>
+          <w:bCs/>
+        </w:rPr>
+        <w:t xml:space="preserve">element</w:t>
+      </w:r>
+    </w:p>
+    <w:p>
+      <w:pPr>
+        <w:pStyle w:val="BodyText"/>
+      </w:pPr>
+      <w:r>
+        <w:t xml:space="preserve">6. A complaint must contain enough facts to state a claim that is plausible on its face. Bell Atlantic Corp. v. Twombly, 550 U.S. 544 (2007).</w:t>
+      </w:r>
+    </w:p>
+    <w:p>
+      <w:pPr>
+        <w:spacing w:before="300" w:after="300" w:line="300" w:lineRule="exact"/>
+        <w:ind w:left="1080" w:right="1080" w:firstLine="0"/>
+        <w:jc w:val="left"/>
+      </w:pPr>
+      <w:r>
+        <w:t xml:space="preserve">The</w:t>
+      </w:r>
+      <w:r>
+        <w:t xml:space="preserve"> </w:t>
+      </w:r>
+      <w:r>
+        <w:t xml:space="preserve">Complaint</w:t>
+      </w:r>
+      <w:r>
+        <w:t xml:space="preserve"> </w:t>
+      </w:r>
+      <w:r>
+        <w:t xml:space="preserve">does</w:t>
+      </w:r>
+      <w:r>
+        <w:t xml:space="preserve"> </w:t>
+      </w:r>
+      <w:r>
+        <w:t xml:space="preserve">not</w:t>
+      </w:r>
+      <w:r>
+        <w:t xml:space="preserve"> </w:t>
+      </w:r>
+      <w:r>
+        <w:t xml:space="preserve">allege</w:t>
+      </w:r>
+      <w:r>
+        <w:t xml:space="preserve"> </w:t>
+      </w:r>
+      <w:r>
+        <w:t xml:space="preserve">the</w:t>
+      </w:r>
+      <w:r>
+        <w:t xml:space="preserve"> </w:t>
+      </w:r>
+      <w:r>
+        <w:t xml:space="preserve">element</w:t>
+      </w:r>
+      <w:r>
+        <w:t xml:space="preserve"> </w:t>
+      </w:r>
+      <w:r>
+        <w:t xml:space="preserve">described</w:t>
+      </w:r>
+      <w:r>
+        <w:t xml:space="preserve"> </w:t>
+      </w:r>
+      <w:r>
+        <w:t xml:space="preserve">in</w:t>
+      </w:r>
+      <w:r>
+        <w:t xml:space="preserve"> </w:t>
+      </w:r>
+      <w:r>
+        <w:t xml:space="preserve">this</w:t>
+      </w:r>
+      <w:r>
+        <w:t xml:space="preserve"> </w:t>
+      </w:r>
+      <w:r>
+        <w:t xml:space="preserve">quotation,</w:t>
+      </w:r>
+      <w:r>
+        <w:t xml:space="preserve"> </w:t>
+      </w:r>
+      <w:r>
+        <w:t xml:space="preserve">and</w:t>
+      </w:r>
+      <w:r>
+        <w:t xml:space="preserve"> </w:t>
+      </w:r>
+      <w:r>
+        <w:t xml:space="preserve">the</w:t>
+      </w:r>
+      <w:r>
+        <w:t xml:space="preserve"> </w:t>
+      </w:r>
+      <w:r>
+        <w:t xml:space="preserve">remainder</w:t>
+      </w:r>
+      <w:r>
+        <w:t xml:space="preserve"> </w:t>
+      </w:r>
+      <w:r>
+        <w:t xml:space="preserve">of</w:t>
+      </w:r>
+      <w:r>
+        <w:t xml:space="preserve"> </w:t>
+      </w:r>
+      <w:r>
+        <w:t xml:space="preserve">the</w:t>
+      </w:r>
+      <w:r>
+        <w:t xml:space="preserve"> </w:t>
+      </w:r>
+      <w:r>
+        <w:t xml:space="preserve">Complaint</w:t>
+      </w:r>
+      <w:r>
+        <w:t xml:space="preserve"> </w:t>
+      </w:r>
+      <w:r>
+        <w:t xml:space="preserve">states</w:t>
+      </w:r>
+      <w:r>
+        <w:t xml:space="preserve"> </w:t>
+      </w:r>
+      <w:r>
+        <w:t xml:space="preserve">legal</w:t>
+      </w:r>
+      <w:r>
+        <w:t xml:space="preserve"> </w:t>
+      </w:r>
+      <w:r>
+        <w:t xml:space="preserve">conclusions</w:t>
+      </w:r>
+      <w:r>
+        <w:t xml:space="preserve"> </w:t>
+      </w:r>
+      <w:r>
+        <w:t xml:space="preserve">rather</w:t>
+      </w:r>
+      <w:r>
+        <w:t xml:space="preserve"> </w:t>
+      </w:r>
+      <w:r>
+        <w:t xml:space="preserve">than</w:t>
+      </w:r>
+      <w:r>
+        <w:t xml:space="preserve"> </w:t>
+      </w:r>
+      <w:r>
+        <w:t xml:space="preserve">facts.</w:t>
+      </w:r>
+    </w:p>
+    <w:p>
+      <w:pPr>
+        <w:spacing w:before="300" w:after="300" w:line="300" w:lineRule="exact"/>
+        <w:ind w:left="1080" w:right="1080" w:firstLine="0"/>
+        <w:jc w:val="left"/>
+      </w:pPr>
+      <w:r>
+        <w:t xml:space="preserve">[Placeholder</w:t>
+      </w:r>
+      <w:r>
+        <w:t xml:space="preserve"> </w:t>
+      </w:r>
+      <w:r>
+        <w:t xml:space="preserve">citation</w:t>
+      </w:r>
+      <w:r>
+        <w:t xml:space="preserve"> </w:t>
+      </w:r>
+      <w:r>
+        <w:t xml:space="preserve">to</w:t>
+      </w:r>
+      <w:r>
+        <w:t xml:space="preserve"> </w:t>
+      </w:r>
+      <w:r>
+        <w:t xml:space="preserve">the</w:t>
+      </w:r>
+      <w:r>
+        <w:t xml:space="preserve"> </w:t>
+      </w:r>
+      <w:r>
+        <w:t xml:space="preserve">Complaint.]</w:t>
+      </w:r>
+    </w:p>
+    <w:p>
+      <w:pPr>
+        <w:pStyle w:val="BodyText"/>
       </w:pPr>
       <w:r>
         <w:t xml:space="preserve">7. For these reasons, the Complaint fails to state a claim.</w:t>
@@ -406,17 +737,107 @@
     </w:p>
     <w:p>
       <w:pPr>
-        <w:pStyle w:val="Heading3"/>
-      </w:pPr>
-      <w:bookmarkStart w:id="115" w:name="_032f55a04695467a37a8f0019551e1bbe3c122f"/>
-      <w:r>
-        <w:t xml:space="preserve">B. Leave to amend would be futile</w:t>
-      </w:r>
-      <w:bookmarkEnd w:id="115"/>
-    </w:p>
-    <w:p>
-      <w:pPr>
-        <w:pStyle w:val="Indented"/>
+        <w:keepNext/>
+        <w:keepLines/>
+        <w:spacing w:before="0" w:after="0" w:line="480" w:lineRule="exact"/>
+        <w:ind w:left="0" w:firstLine="0"/>
+        <w:jc w:val="center"/>
+      </w:pPr>
+      <w:r>
+        <w:rPr>
+          <w:b/>
+          <w:bCs/>
+        </w:rPr>
+        <w:t xml:space="preserve">B.</w:t>
+      </w:r>
+      <w:r>
+        <w:rPr>
+          <w:b/>
+          <w:bCs/>
+        </w:rPr>
+        <w:t xml:space="preserve"> </w:t>
+      </w:r>
+      <w:r>
+        <w:rPr>
+          <w:b/>
+          <w:bCs/>
+        </w:rPr>
+        <w:t xml:space="preserve">Leave</w:t>
+      </w:r>
+      <w:r>
+        <w:rPr>
+          <w:b/>
+          <w:bCs/>
+        </w:rPr>
+        <w:t xml:space="preserve"> </w:t>
+      </w:r>
+      <w:r>
+        <w:rPr>
+          <w:b/>
+          <w:bCs/>
+        </w:rPr>
+        <w:t xml:space="preserve">to</w:t>
+      </w:r>
+      <w:r>
+        <w:rPr>
+          <w:b/>
+          <w:bCs/>
+        </w:rPr>
+        <w:t xml:space="preserve"> </w:t>
+      </w:r>
+      <w:r>
+        <w:rPr>
+          <w:b/>
+          <w:bCs/>
+        </w:rPr>
+        <w:t xml:space="preserve">amend</w:t>
+      </w:r>
+      <w:r>
+        <w:rPr>
+          <w:b/>
+          <w:bCs/>
+        </w:rPr>
+        <w:t xml:space="preserve"> </w:t>
+      </w:r>
+      <w:r>
+        <w:rPr>
+          <w:b/>
+          <w:bCs/>
+        </w:rPr>
+        <w:t xml:space="preserve">would</w:t>
+      </w:r>
+      <w:r>
+        <w:rPr>
+          <w:b/>
+          <w:bCs/>
+        </w:rPr>
+        <w:t xml:space="preserve"> </w:t>
+      </w:r>
+      <w:r>
+        <w:rPr>
+          <w:b/>
+          <w:bCs/>
+        </w:rPr>
+        <w:t xml:space="preserve">be</w:t>
+      </w:r>
+      <w:r>
+        <w:rPr>
+          <w:b/>
+          <w:bCs/>
+        </w:rPr>
+        <w:t xml:space="preserve"> </w:t>
+      </w:r>
+      <w:r>
+        <w:rPr>
+          <w:b/>
+          <w:bCs/>
+        </w:rPr>
+        <w:t xml:space="preserve">futile</w:t>
+      </w:r>
+    </w:p>
+    <w:p>
+      <w:pPr>
+        <w:pStyle w:val="BodyText"/>
       </w:pPr>
       <w:r>
         <w:t xml:space="preserve">8. The defects identified above cannot be cured by amendment because they go to the substance of the claim.</w:t>
@@ -424,17 +845,23 @@
     </w:p>
     <w:p>
       <w:pPr>
-        <w:pStyle w:val="Heading1"/>
-      </w:pPr>
-      <w:bookmarkStart w:id="116" w:name="_conclusion"/>
-      <w:r>
+        <w:keepNext/>
+        <w:keepLines/>
+        <w:spacing w:before="0" w:after="0" w:line="480" w:lineRule="exact"/>
+        <w:ind w:left="0" w:firstLine="0"/>
+        <w:jc w:val="center"/>
+      </w:pPr>
+      <w:r>
+        <w:rPr>
+          <w:b/>
+          <w:bCs/>
+        </w:rPr>
         <w:t xml:space="preserve">Conclusion</w:t>
       </w:r>
-      <w:bookmarkEnd w:id="116"/>
-    </w:p>
-    <w:p>
-      <w:pPr>
-        <w:pStyle w:val="Indented"/>
+    </w:p>
+    <w:p>
+      <w:pPr>
+        <w:pStyle w:val="BodyText"/>
       </w:pPr>
       <w:r>
         <w:t xml:space="preserve">9. The Defendant respectfully asks the Court to grant the motion.</w:t>
@@ -442,7 +869,7 @@
     </w:p>
     <w:p>
       <w:pPr>
-        <w:pStyle w:val="Indented"/>
+        <w:pStyle w:val="BodyTextKeep"/>
       </w:pPr>
       <w:r>
         <w:t xml:space="preserve">WHEREFORE the Defendant requests that the Court dismiss the Complaint with prejudice, and grant such other and further relief as the Court deems just and proper.</w:t>
@@ -450,13 +877,11 @@
     </w:p>
     <w:p>
       <w:pPr>
-        <w:pStyle w:val="Single"/>
-      </w:pPr>
-    </w:p>
-    <w:p>
-      <w:pPr>
-        <w:pStyle w:val="Signature"/>
         <w:keepNext/>
+        <w:keepLines/>
+        <w:spacing w:before="480" w:after="0" w:line="300" w:lineRule="exact"/>
+        <w:ind w:left="4680" w:firstLine="0"/>
+        <w:jc w:val="left"/>
       </w:pPr>
       <w:r>
         <w:t xml:space="preserve">Respectfully Submitted,</w:t>
@@ -464,123 +889,129 @@
     </w:p>
     <w:p>
       <w:pPr>
-        <w:pStyle w:val="Single"/>
         <w:keepNext/>
-      </w:pPr>
-    </w:p>
-    <w:p>
-      <w:pPr>
-        <w:pStyle w:val="Signature"/>
+        <w:keepLines/>
+        <w:spacing w:before="300" w:after="0" w:line="300" w:lineRule="exact"/>
+        <w:ind w:left="4680" w:firstLine="0"/>
+        <w:jc w:val="left"/>
+      </w:pPr>
+      <w:r>
+        <w:rPr>
+          <w:b/>
+          <w:bCs/>
+        </w:rPr>
+        <w:t xml:space="preserve">[FIRM NAME]</w:t>
+      </w:r>
+    </w:p>
+    <w:p>
+      <w:pPr>
         <w:keepNext/>
-      </w:pPr>
-      <w:r>
-        <w:rPr>
-          <w:b/>
-        </w:rPr>
-        <w:t xml:space="preserve">[FIRM NAME]</w:t>
-      </w:r>
-    </w:p>
-    <w:p>
-      <w:pPr>
-        <w:pStyle w:val="Signature"/>
+        <w:keepLines/>
+        <w:spacing w:before="480" w:after="0" w:line="300" w:lineRule="exact"/>
+        <w:ind w:left="4680" w:firstLine="0"/>
+        <w:jc w:val="left"/>
+      </w:pPr>
+      <w:r>
+        <w:t xml:space="preserve">By: _______________________________</w:t>
+      </w:r>
+    </w:p>
+    <w:p>
+      <w:pPr>
         <w:keepNext/>
-        <w:tabs>
-          <w:tab w:val="left" w:leader="underscore" w:pos="8424"/>
-        </w:tabs>
-      </w:pPr>
-      <w:r>
-        <w:t xml:space="preserve">By: </w:t>
-      </w:r>
-      <w:r>
-        <w:tab/>
-      </w:r>
-    </w:p>
-    <w:p>
-      <w:pPr>
-        <w:pStyle w:val="Single"/>
+        <w:keepLines/>
+        <w:spacing w:before="0" w:after="0" w:line="300" w:lineRule="exact"/>
+        <w:ind w:left="4680" w:firstLine="0"/>
+        <w:jc w:val="left"/>
+      </w:pPr>
+      <w:r>
+        <w:t xml:space="preserve">[Attorney Name]</w:t>
+      </w:r>
+    </w:p>
+    <w:p>
+      <w:pPr>
         <w:keepNext/>
-      </w:pPr>
-    </w:p>
-    <w:p>
-      <w:pPr>
-        <w:pStyle w:val="Signature"/>
+        <w:keepLines/>
+        <w:spacing w:before="0" w:after="0" w:line="300" w:lineRule="exact"/>
+        <w:ind w:left="4680" w:firstLine="0"/>
+        <w:jc w:val="left"/>
+      </w:pPr>
+      <w:r>
+        <w:t xml:space="preserve">[Post Office Box]</w:t>
+      </w:r>
+    </w:p>
+    <w:p>
+      <w:pPr>
         <w:keepNext/>
-      </w:pPr>
-      <w:r>
-        <w:t xml:space="preserve">[Attorney Name]</w:t>
-      </w:r>
-    </w:p>
-    <w:p>
-      <w:pPr>
-        <w:pStyle w:val="Signature"/>
+        <w:keepLines/>
+        <w:spacing w:before="0" w:after="0" w:line="300" w:lineRule="exact"/>
+        <w:ind w:left="4680" w:firstLine="0"/>
+        <w:jc w:val="left"/>
+      </w:pPr>
+      <w:r>
+        <w:t xml:space="preserve">[City, State ZIP]</w:t>
+      </w:r>
+    </w:p>
+    <w:p>
+      <w:pPr>
         <w:keepNext/>
-      </w:pPr>
-      <w:r>
-        <w:t xml:space="preserve">[Post Office Box]</w:t>
-      </w:r>
-    </w:p>
-    <w:p>
-      <w:pPr>
-        <w:pStyle w:val="Signature"/>
+        <w:keepLines/>
+        <w:spacing w:before="0" w:after="0" w:line="300" w:lineRule="exact"/>
+        <w:ind w:left="4680" w:firstLine="0"/>
+        <w:jc w:val="left"/>
+      </w:pPr>
+      <w:r>
+        <w:t xml:space="preserve">[Telephone]</w:t>
+      </w:r>
+    </w:p>
+    <w:p>
+      <w:pPr>
         <w:keepNext/>
-      </w:pPr>
-      <w:r>
-        <w:t xml:space="preserve">[City, State ZIP]</w:t>
-      </w:r>
-    </w:p>
-    <w:p>
-      <w:pPr>
-        <w:pStyle w:val="Signature"/>
+        <w:keepLines/>
+        <w:spacing w:before="0" w:after="0" w:line="300" w:lineRule="exact"/>
+        <w:ind w:left="4680" w:firstLine="0"/>
+        <w:jc w:val="left"/>
+      </w:pPr>
+      <w:r>
+        <w:t xml:space="preserve">[e-mail]</w:t>
+      </w:r>
+    </w:p>
+    <w:p>
+      <w:pPr>
+        <w:keepLines/>
+        <w:spacing w:before="0" w:after="0" w:line="300" w:lineRule="exact"/>
+        <w:ind w:left="4680" w:firstLine="0"/>
+        <w:jc w:val="left"/>
+      </w:pPr>
+      <w:r>
+        <w:t xml:space="preserve">Attorneys for Defendant</w:t>
+      </w:r>
+    </w:p>
+    <w:p>
+      <w:pPr>
         <w:keepNext/>
-      </w:pPr>
-      <w:r>
-        <w:t xml:space="preserve">[Telephone]</w:t>
-      </w:r>
-    </w:p>
-    <w:p>
-      <w:pPr>
-        <w:pStyle w:val="Signature"/>
-        <w:keepNext/>
-      </w:pPr>
-      <w:r>
-        <w:t xml:space="preserve">[e-mail]</w:t>
-      </w:r>
-    </w:p>
-    <w:p>
-      <w:pPr>
-        <w:pStyle w:val="Signature"/>
-      </w:pPr>
-      <w:r>
-        <w:t xml:space="preserve">Attorneys for Defendant</w:t>
-      </w:r>
-    </w:p>
-    <w:p>
-      <w:pPr>
-        <w:pStyle w:val="Single"/>
-      </w:pPr>
-    </w:p>
-    <w:p>
-      <w:pPr>
-        <w:pStyle w:val="Centered"/>
-        <w:keepNext/>
-      </w:pPr>
-      <w:r>
-        <w:rPr>
-          <w:b/>
+        <w:keepLines/>
+        <w:spacing w:before="480" w:after="0" w:line="480" w:lineRule="exact"/>
+        <w:ind w:left="0" w:firstLine="0"/>
+        <w:jc w:val="center"/>
+      </w:pPr>
+      <w:r>
+        <w:rPr>
+          <w:b/>
+          <w:bCs/>
         </w:rPr>
         <w:t xml:space="preserve">CERTIFICATE OF SERVICE</w:t>
       </w:r>
     </w:p>
     <w:p>
       <w:pPr>
-        <w:pStyle w:val="Indented"/>
-      </w:pPr>
-      <w:r>
-        <w:t xml:space="preserve">I certify that on [date], I filed this motion electronically through the CM/ECF system, which caused the parties registered for electronic service to be served, and that I mailed a copy by first-class United States mail to [party and address]. [Attorney Name]</w:t>
+        <w:pStyle w:val="BodyTextWhole"/>
+      </w:pPr>
+      <w:r>
+        <w:t xml:space="preserve">I certify that on [date], I filed this motion electronically through the CM/​ECF system, which caused the parties registered for electronic service to be served, and that I mailed a copy by first-class United States mail to [party and address]. [Attorney Name]</w:t>
       </w:r>
     </w:p>
     <w:sectPr>
-      <w:footerReference w:type="default" r:id="rId100"/>
+      <w:footerReference w:type="default" r:id="rIdNmbFooter"/>
       <w:pgSz w:w="12240" w:h="15840"/>
       <w:pgMar w:top="1440" w:right="1440" w:bottom="1440" w:left="1440" w:header="720" w:footer="720" w:gutter="0"/>
     </w:sectPr>
@@ -596,34 +1027,13 @@
 <w:ftr xmlns:w="http://schemas.openxmlformats.org/wordprocessingml/2006/main" xmlns:r="http://schemas.openxmlformats.org/officeDocument/2006/relationships">
   <w:p>
     <w:pPr>
-      <w:pStyle w:val="Footer"/>
-    </w:pPr>
-    <w:r>
-      <w:t xml:space="preserve">Page </w:t>
-    </w:r>
+      <w:jc w:val="center"/>
+    </w:pPr>
     <w:r>
       <w:fldChar w:fldCharType="begin"/>
     </w:r>
     <w:r>
       <w:instrText xml:space="preserve"> PAGE </w:instrText>
-    </w:r>
-    <w:r>
-      <w:fldChar w:fldCharType="separate"/>
-    </w:r>
-    <w:r>
-      <w:t>1</w:t>
-    </w:r>
-    <w:r>
-      <w:fldChar w:fldCharType="end"/>
-    </w:r>
-    <w:r>
-      <w:t xml:space="preserve"> of </w:t>
-    </w:r>
-    <w:r>
-      <w:fldChar w:fldCharType="begin"/>
-    </w:r>
-    <w:r>
-      <w:instrText xml:space="preserve"> NUMPAGES </w:instrText>
     </w:r>
     <w:r>
       <w:fldChar w:fldCharType="separate"/>
@@ -654,7 +1064,7 @@
       </w:r>
     </w:p>
   </w:footnote>
-  <w:footnote w:id="110">
+  <w:footnote w:id="9">
     <w:p>
       <w:pPr>
         <w:pStyle w:val="FootnoteText"/>
@@ -674,6 +1084,185 @@
     </w:p>
   </w:footnote>
 </w:footnotes>
+</file>
+
+<file path=word/ftr-add.xml><?xml version="1.0" encoding="utf-8"?>
+<w:ftr xmlns:w="http://schemas.openxmlformats.org/wordprocessingml/2006/main" xmlns:r="http://schemas.openxmlformats.org/officeDocument/2006/relationships">
+  <w:p>
+    <w:pPr>
+      <w:spacing w:before="0" w:after="0"/>
+      <w:jc w:val="center"/>
+    </w:pPr>
+    <w:r>
+      <w:t>Add-</w:t>
+    </w:r>
+    <w:r>
+      <w:fldChar w:fldCharType="begin"/>
+    </w:r>
+    <w:r>
+      <w:instrText xml:space="preserve"> PAGE </w:instrText>
+    </w:r>
+    <w:r>
+      <w:fldChar w:fldCharType="separate"/>
+    </w:r>
+    <w:r>
+      <w:t>1</w:t>
+    </w:r>
+    <w:r>
+      <w:fldChar w:fldCharType="end"/>
+    </w:r>
+  </w:p>
+</w:ftr>
+</file>
+
+<file path=word/ftr-none.xml><?xml version="1.0" encoding="utf-8"?>
+<w:ftr xmlns:w="http://schemas.openxmlformats.org/wordprocessingml/2006/main" xmlns:r="http://schemas.openxmlformats.org/officeDocument/2006/relationships">
+  <w:p>
+    <w:pPr>
+      <w:spacing w:before="0" w:after="0"/>
+      <w:jc w:val="center"/>
+    </w:pPr>
+  </w:p>
+</w:ftr>
+</file>
+
+<file path=word/ftr-own1.xml><?xml version="1.0" encoding="utf-8"?>
+<w:ftr xmlns:w="http://schemas.openxmlformats.org/wordprocessingml/2006/main" xmlns:r="http://schemas.openxmlformats.org/officeDocument/2006/relationships">
+  <w:p>
+    <w:pPr>
+      <w:tabs>
+        <w:tab w:val="right" w:pos="9360"/>
+      </w:tabs>
+      <w:spacing w:before="0" w:after="0" w:line="230" w:lineRule="exact"/>
+      <w:ind w:left="0" w:firstLine="0"/>
+      <w:jc w:val="left"/>
+    </w:pPr>
+    <w:r>
+      <w:rPr>
+        <w:sz w:val="20"/>
+        <w:szCs w:val="20"/>
+      </w:rPr>
+      <w:t xml:space="preserve">Defendant’s Motion to Dismiss Adversary Complaint</w:t>
+    </w:r>
+    <w:r>
+      <w:rPr>
+        <w:sz w:val="20"/>
+        <w:szCs w:val="20"/>
+      </w:rPr>
+      <w:tab/>
+    </w:r>
+    <w:r>
+      <w:rPr>
+        <w:sz w:val="20"/>
+        <w:szCs w:val="20"/>
+      </w:rPr>
+      <w:t xml:space="preserve">Page </w:t>
+    </w:r>
+    <w:r>
+      <w:rPr>
+        <w:sz w:val="20"/>
+        <w:szCs w:val="20"/>
+      </w:rPr>
+      <w:fldChar w:fldCharType="begin"/>
+    </w:r>
+    <w:r>
+      <w:rPr>
+        <w:sz w:val="20"/>
+        <w:szCs w:val="20"/>
+      </w:rPr>
+      <w:instrText xml:space="preserve"> PAGE </w:instrText>
+    </w:r>
+    <w:r>
+      <w:rPr>
+        <w:sz w:val="20"/>
+        <w:szCs w:val="20"/>
+      </w:rPr>
+      <w:fldChar w:fldCharType="separate"/>
+    </w:r>
+    <w:r>
+      <w:rPr>
+        <w:sz w:val="20"/>
+        <w:szCs w:val="20"/>
+      </w:rPr>
+      <w:t>1</w:t>
+    </w:r>
+    <w:r>
+      <w:rPr>
+        <w:sz w:val="20"/>
+        <w:szCs w:val="20"/>
+      </w:rPr>
+      <w:fldChar w:fldCharType="end"/>
+    </w:r>
+    <w:r>
+      <w:rPr>
+        <w:sz w:val="20"/>
+        <w:szCs w:val="20"/>
+      </w:rPr>
+      <w:t xml:space="preserve"> of </w:t>
+    </w:r>
+    <w:r>
+      <w:rPr>
+        <w:sz w:val="20"/>
+        <w:szCs w:val="20"/>
+      </w:rPr>
+      <w:fldChar w:fldCharType="begin"/>
+    </w:r>
+    <w:r>
+      <w:rPr>
+        <w:sz w:val="20"/>
+        <w:szCs w:val="20"/>
+      </w:rPr>
+      <w:instrText xml:space="preserve"> NUMPAGES </w:instrText>
+    </w:r>
+    <w:r>
+      <w:rPr>
+        <w:sz w:val="20"/>
+        <w:szCs w:val="20"/>
+      </w:rPr>
+      <w:fldChar w:fldCharType="separate"/>
+    </w:r>
+    <w:r>
+      <w:rPr>
+        <w:sz w:val="20"/>
+        <w:szCs w:val="20"/>
+      </w:rPr>
+      <w:t>1</w:t>
+    </w:r>
+    <w:r>
+      <w:rPr>
+        <w:sz w:val="20"/>
+        <w:szCs w:val="20"/>
+      </w:rPr>
+      <w:fldChar w:fldCharType="end"/>
+    </w:r>
+  </w:p>
+</w:ftr>
+</file>
+
+<file path=word/ftr-page.xml><?xml version="1.0" encoding="utf-8"?>
+<w:ftr xmlns:w="http://schemas.openxmlformats.org/wordprocessingml/2006/main" xmlns:r="http://schemas.openxmlformats.org/officeDocument/2006/relationships">
+  <w:p>
+    <w:pPr>
+      <w:spacing w:before="0" w:after="0"/>
+      <w:jc w:val="center"/>
+    </w:pPr>
+    <w:r>
+      <w:fldChar w:fldCharType="begin"/>
+    </w:r>
+    <w:r>
+      <w:instrText xml:space="preserve"> PAGE </w:instrText>
+    </w:r>
+    <w:r>
+      <w:fldChar w:fldCharType="separate"/>
+    </w:r>
+    <w:r>
+      <w:t>1</w:t>
+    </w:r>
+    <w:r>
+      <w:fldChar w:fldCharType="end"/>
+    </w:r>
+  </w:p>
+</w:ftr>
 </file>
 
 <file path=word/numbering.xml><?xml version="1.0" encoding="utf-8"?>
@@ -765,15 +1354,16 @@
   <w:docDefaults>
     <w:rPrDefault>
       <w:rPr>
-        <w:rFonts w:ascii="EB Garamond" w:hAnsi="EB Garamond" w:eastAsia="EB Garamond" w:cs="EB Garamond"/>
+        <w:rFonts w:ascii="Times New Roman" w:hAnsi="Times New Roman" w:eastAsia="Times New Roman" w:cs="Times New Roman"/>
         <w:sz w:val="24"/>
         <w:szCs w:val="24"/>
-        <w:lang w:val="en-US"/>
+        <w:lang w:val="en-US" w:eastAsia="zh-CN" w:bidi="ar-SA"/>
       </w:rPr>
     </w:rPrDefault>
     <w:pPrDefault>
       <w:pPr>
-        <w:spacing w:before="0" w:after="0" w:line="480" w:lineRule="exact"/>
+        <w:widowControl/>
+        <w:spacing w:after="0"/>
       </w:pPr>
     </w:pPrDefault>
   </w:docDefaults>
@@ -781,40 +1371,29 @@
   <w:style w:type="paragraph" w:default="1" w:styleId="Normal">
     <w:name w:val="Normal"/>
     <w:qFormat/>
-    <w:pPr>
-      <w:spacing w:before="0" w:after="0" w:line="480" w:lineRule="exact"/>
-      <w:ind w:firstLine="0"/>
-    </w:pPr>
-    <w:rPr>
-      <w:rFonts w:ascii="EB Garamond" w:hAnsi="EB Garamond" w:eastAsia="EB Garamond" w:cs="EB Garamond"/>
-      <w:sz w:val="24"/>
-      <w:szCs w:val="24"/>
-    </w:rPr>
   </w:style>
   <w:style w:type="paragraph" w:styleId="BodyText">
     <w:name w:val="Body Text"/>
     <w:basedOn w:val="Normal"/>
+    <w:link w:val="BodyTextChar"/>
     <w:qFormat/>
     <w:pPr>
       <w:spacing w:before="0" w:after="0" w:line="480" w:lineRule="exact"/>
-      <w:ind w:firstLine="0"/>
-    </w:pPr>
-  </w:style>
-  <w:style w:type="paragraph" w:styleId="FirstParagraph">
+      <w:ind w:firstLine="720"/>
+    </w:pPr>
+  </w:style>
+  <w:style w:type="paragraph" w:customStyle="1" w:styleId="FirstParagraph">
     <w:name w:val="First Paragraph"/>
     <w:basedOn w:val="BodyText"/>
-    <w:qFormat/>
-    <w:pPr>
-      <w:spacing w:before="0" w:after="0" w:line="480" w:lineRule="exact"/>
-      <w:ind w:firstLine="0"/>
-    </w:pPr>
-  </w:style>
-  <w:style w:type="paragraph" w:styleId="Compact">
+    <w:next w:val="BodyText"/>
+    <w:qFormat/>
+  </w:style>
+  <w:style w:type="paragraph" w:customStyle="1" w:styleId="Compact">
     <w:name w:val="Compact"/>
     <w:basedOn w:val="BodyText"/>
     <w:qFormat/>
     <w:pPr>
-      <w:spacing w:before="0" w:after="0" w:line="480" w:lineRule="exact"/>
+      <w:spacing w:before="36" w:after="36"/>
     </w:pPr>
   </w:style>
   <w:style w:type="paragraph" w:styleId="Title">
@@ -954,8 +1533,10 @@
     <w:name w:val="heading 1"/>
     <w:basedOn w:val="Normal"/>
     <w:next w:val="BodyText"/>
+    <w:link w:val="Heading1Char"/>
     <w:uiPriority w:val="9"/>
     <w:qFormat/>
+    <w:rsid w:val="00A10FD9"/>
     <w:pPr>
       <w:keepNext/>
       <w:keepLines/>
@@ -965,7 +1546,34 @@
       <w:outlineLvl w:val="0"/>
     </w:pPr>
     <w:rPr>
-      <w:rFonts w:ascii="EB Garamond" w:hAnsi="EB Garamond" w:eastAsia="EB Garamond" w:cs="EB Garamond"/>
+      <w:rFonts w:ascii="Times New Roman" w:hAnsi="Times New Roman" w:eastAsia="Times New Roman" w:cs="Times New Roman"/>
+      <w:b/>
+      <w:bCs/>
+      <w:caps/>
+      <w:color w:val="000000"/>
+      <w:sz w:val="24"/>
+      <w:szCs w:val="24"/>
+    </w:rPr>
+  </w:style>
+  <w:style w:type="paragraph" w:styleId="Heading2">
+    <w:name w:val="heading 2"/>
+    <w:basedOn w:val="Normal"/>
+    <w:next w:val="BodyText"/>
+    <w:link w:val="Heading2Char"/>
+    <w:uiPriority w:val="9"/>
+    <w:semiHidden/>
+    <w:unhideWhenUsed/>
+    <w:qFormat/>
+    <w:rsid w:val="00A10FD9"/>
+    <w:pPr>
+      <w:keepNext/>
+      <w:keepLines/>
+      <w:spacing w:before="0" w:after="0" w:line="480" w:lineRule="exact"/>
+      <w:ind w:firstLine="0"/>
+      <w:outlineLvl w:val="1"/>
+    </w:pPr>
+    <w:rPr>
+      <w:rFonts w:ascii="Times New Roman" w:hAnsi="Times New Roman" w:eastAsia="Times New Roman" w:cs="Times New Roman"/>
       <w:b/>
       <w:bCs/>
       <w:color w:val="000000"/>
@@ -973,45 +1581,25 @@
       <w:szCs w:val="24"/>
     </w:rPr>
   </w:style>
-  <w:style w:type="paragraph" w:styleId="Heading2">
-    <w:name w:val="heading 2"/>
+  <w:style w:type="paragraph" w:styleId="Heading3">
+    <w:name w:val="heading 3"/>
     <w:basedOn w:val="Normal"/>
     <w:next w:val="BodyText"/>
+    <w:link w:val="Heading3Char"/>
     <w:uiPriority w:val="9"/>
-    <w:qFormat/>
+    <w:semiHidden/>
+    <w:unhideWhenUsed/>
+    <w:qFormat/>
+    <w:rsid w:val="00A10FD9"/>
     <w:pPr>
       <w:keepNext/>
       <w:keepLines/>
       <w:spacing w:before="0" w:after="0" w:line="480" w:lineRule="exact"/>
       <w:ind w:firstLine="0"/>
-      <w:jc w:val="center"/>
-      <w:outlineLvl w:val="1"/>
-    </w:pPr>
-    <w:rPr>
-      <w:rFonts w:ascii="EB Garamond" w:hAnsi="EB Garamond" w:eastAsia="EB Garamond" w:cs="EB Garamond"/>
-      <w:b/>
-      <w:bCs/>
-      <w:color w:val="000000"/>
-      <w:sz w:val="24"/>
-      <w:szCs w:val="24"/>
-    </w:rPr>
-  </w:style>
-  <w:style w:type="paragraph" w:styleId="Heading3">
-    <w:name w:val="heading 3"/>
-    <w:basedOn w:val="Normal"/>
-    <w:next w:val="BodyText"/>
-    <w:uiPriority w:val="9"/>
-    <w:qFormat/>
-    <w:pPr>
-      <w:keepNext/>
-      <w:keepLines/>
-      <w:spacing w:before="0" w:after="0" w:line="480" w:lineRule="exact"/>
-      <w:ind w:firstLine="0"/>
-      <w:jc w:val="center"/>
       <w:outlineLvl w:val="2"/>
     </w:pPr>
     <w:rPr>
-      <w:rFonts w:ascii="EB Garamond" w:hAnsi="EB Garamond" w:eastAsia="EB Garamond" w:cs="EB Garamond"/>
+      <w:rFonts w:ascii="Times New Roman" w:hAnsi="Times New Roman" w:eastAsia="Times New Roman" w:cs="Times New Roman"/>
       <w:b/>
       <w:bCs/>
       <w:color w:val="000000"/>
@@ -1032,14 +1620,18 @@
     <w:pPr>
       <w:keepNext/>
       <w:keepLines/>
-      <w:spacing w:before="80" w:after="40"/>
+      <w:spacing w:before="0" w:after="0" w:line="480" w:lineRule="exact"/>
+      <w:ind w:firstLine="0"/>
       <w:outlineLvl w:val="3"/>
     </w:pPr>
     <w:rPr>
-      <w:rFonts w:eastAsiaTheme="majorEastAsia" w:cstheme="majorBidi"/>
+      <w:rFonts w:ascii="Times New Roman" w:hAnsi="Times New Roman" w:eastAsia="Times New Roman" w:cs="Times New Roman"/>
+      <w:b/>
+      <w:bCs/>
       <w:i/>
-      <w:iCs/>
-      <w:color w:val="0F4761" w:themeColor="accent1" w:themeShade="BF"/>
+      <w:color w:val="000000"/>
+      <w:sz w:val="24"/>
+      <w:szCs w:val="24"/>
     </w:rPr>
   </w:style>
   <w:style w:type="paragraph" w:styleId="Heading5">
@@ -1055,12 +1647,18 @@
     <w:pPr>
       <w:keepNext/>
       <w:keepLines/>
-      <w:spacing w:before="80" w:after="40"/>
+      <w:spacing w:before="0" w:after="0" w:line="480" w:lineRule="exact"/>
+      <w:ind w:firstLine="0"/>
       <w:outlineLvl w:val="4"/>
     </w:pPr>
     <w:rPr>
-      <w:rFonts w:eastAsiaTheme="majorEastAsia" w:cstheme="majorBidi"/>
-      <w:color w:val="0F4761" w:themeColor="accent1" w:themeShade="BF"/>
+      <w:rFonts w:ascii="Times New Roman" w:hAnsi="Times New Roman" w:eastAsia="Times New Roman" w:cs="Times New Roman"/>
+      <w:b/>
+      <w:bCs/>
+      <w:i/>
+      <w:color w:val="000000"/>
+      <w:sz w:val="24"/>
+      <w:szCs w:val="24"/>
     </w:rPr>
   </w:style>
   <w:style w:type="paragraph" w:styleId="Heading6">
@@ -1270,22 +1868,36 @@
       <w:color w:val="272727" w:themeColor="text1" w:themeTint="D8"/>
     </w:rPr>
   </w:style>
+  <w:style w:type="paragraph" w:customStyle="1" w:styleId="ListItem">
+    <w:name w:val="List Item"/>
+    <w:basedOn w:val="BodyText"/>
+    <w:qFormat/>
+    <w:pPr>
+      <w:spacing w:before="0" w:after="0" w:line="480" w:lineRule="exact"/>
+      <w:ind w:left="720" w:hanging="720"/>
+    </w:pPr>
+  </w:style>
   <w:style w:type="paragraph" w:styleId="BlockText">
     <w:name w:val="Block Text"/>
     <w:basedOn w:val="BodyText"/>
-    <w:qFormat/>
-    <w:pPr>
-      <w:spacing w:before="0" w:after="144" w:line="300" w:lineRule="exact"/>
-      <w:ind w:left="1080" w:right="1080" w:firstLine="0"/>
-      <w:jc w:val="left"/>
+    <w:next w:val="BodyText"/>
+    <w:uiPriority w:val="9"/>
+    <w:unhideWhenUsed/>
+    <w:qFormat/>
+    <w:pPr>
+      <w:spacing w:before="300" w:after="300" w:line="300" w:lineRule="exact"/>
+      <w:ind w:firstLine="0" w:left="720" w:right="720"/>
     </w:pPr>
   </w:style>
   <w:style w:type="paragraph" w:styleId="FootnoteText">
-    <w:name w:val="footnote text"/>
+    <w:name w:val="Footnote Text"/>
     <w:basedOn w:val="Normal"/>
-    <w:pPr>
-      <w:spacing w:before="0" w:after="60" w:line="240" w:lineRule="auto"/>
-      <w:ind w:firstLine="0"/>
+    <w:next w:val="FootnoteText"/>
+    <w:uiPriority w:val="9"/>
+    <w:unhideWhenUsed/>
+    <w:qFormat/>
+    <w:pPr>
+      <w:spacing w:before="0" w:after="140" w:line="230" w:lineRule="exact"/>
     </w:pPr>
     <w:rPr>
       <w:sz w:val="20"/>
@@ -1300,8 +1912,8 @@
     <w:unhideWhenUsed/>
     <w:qFormat/>
     <w:pPr>
-      <w:spacing w:before="100" w:after="100"/>
-      <w:ind w:firstLine="0" w:left="480" w:right="480"/>
+      <w:spacing w:before="300" w:after="300"/>
+      <w:ind w:firstLine="0" w:left="720" w:right="720"/>
     </w:pPr>
   </w:style>
   <w:style w:type="character" w:default="1" w:styleId="DefaultParagraphFont">
@@ -1409,7 +2021,7 @@
     <w:name w:val="Hyperlink"/>
     <w:basedOn w:val="BodyTextChar"/>
     <w:rPr>
-      <w:color w:val="4F81BD" w:themeColor="accent1"/>
+      <w:color w:val="000000"/>
     </w:rPr>
   </w:style>
   <w:style w:type="paragraph" w:styleId="TOCHeading">
@@ -1430,72 +2042,40 @@
       <w:color w:val="365F91" w:themeColor="accent1" w:themeShade="BF"/>
     </w:rPr>
   </w:style>
-  <w:style w:type="paragraph" w:styleId="Footer">
-    <w:name w:val="footer"/>
-    <w:basedOn w:val="Normal"/>
-    <w:pPr>
-      <w:spacing w:before="0" w:after="0" w:line="240" w:lineRule="auto"/>
-      <w:ind w:firstLine="0"/>
-      <w:jc w:val="right"/>
-    </w:pPr>
-    <w:rPr>
-      <w:sz w:val="20"/>
-      <w:szCs w:val="20"/>
-    </w:rPr>
-  </w:style>
-  <w:style w:type="paragraph" w:customStyle="1" w:styleId="Indented">
-    <w:name w:val="Indented"/>
-    <w:basedOn w:val="Normal"/>
-    <w:qFormat/>
-    <w:pPr>
-      <w:spacing w:before="0" w:after="0" w:line="480" w:lineRule="exact"/>
-      <w:ind w:firstLine="720"/>
+  <w:style w:type="paragraph" w:customStyle="1" w:styleId="BodyTextNote">
+    <w:name w:val="Body Text Note"/>
+    <w:basedOn w:val="BodyText"/>
+    <w:qFormat/>
+    <w:pPr>
+      <w:widowControl w:val="0"/>
+    </w:pPr>
+  </w:style>
+  <w:style w:type="paragraph" w:customStyle="1" w:styleId="BodyTextKeep">
+    <w:name w:val="Body Text Keep"/>
+    <w:basedOn w:val="BodyText"/>
+    <w:qFormat/>
+    <w:pPr>
+      <w:keepNext/>
+      <w:keepLines/>
+    </w:pPr>
+  </w:style>
+  <w:style w:type="paragraph" w:customStyle="1" w:styleId="BodyTextWhole">
+    <w:name w:val="Body Text Whole"/>
+    <w:basedOn w:val="BodyText"/>
+    <w:qFormat/>
+    <w:pPr>
+      <w:keepLines/>
     </w:pPr>
   </w:style>
   <w:style w:type="paragraph" w:customStyle="1" w:styleId="SubItem">
-    <w:name w:val="SubItem"/>
-    <w:basedOn w:val="Normal"/>
-    <w:qFormat/>
-    <w:pPr>
-      <w:spacing w:before="0" w:after="0" w:line="480" w:lineRule="exact"/>
+    <w:name w:val="Sub Item"/>
+    <w:basedOn w:val="BodyText"/>
+    <w:qFormat/>
+    <w:pPr>
+      <w:tabs>
+        <w:tab w:val="left" w:pos="1296"/>
+      </w:tabs>
       <w:ind w:left="1296" w:hanging="576"/>
-    </w:pPr>
-  </w:style>
-  <w:style w:type="paragraph" w:customStyle="1" w:styleId="Centered">
-    <w:name w:val="Centered"/>
-    <w:basedOn w:val="Normal"/>
-    <w:qFormat/>
-    <w:pPr>
-      <w:spacing w:before="0" w:after="0" w:line="480" w:lineRule="exact"/>
-      <w:ind w:firstLine="0"/>
-      <w:jc w:val="center"/>
-    </w:pPr>
-  </w:style>
-  <w:style w:type="paragraph" w:customStyle="1" w:styleId="Single">
-    <w:name w:val="Single"/>
-    <w:basedOn w:val="Normal"/>
-    <w:qFormat/>
-    <w:pPr>
-      <w:spacing w:before="0" w:after="0" w:line="300" w:lineRule="exact"/>
-      <w:ind w:firstLine="0"/>
-    </w:pPr>
-  </w:style>
-  <w:style w:type="paragraph" w:customStyle="1" w:styleId="Cell">
-    <w:name w:val="Cell"/>
-    <w:basedOn w:val="Normal"/>
-    <w:qFormat/>
-    <w:pPr>
-      <w:spacing w:before="0" w:after="0" w:line="480" w:lineRule="exact"/>
-      <w:ind w:firstLine="0"/>
-    </w:pPr>
-  </w:style>
-  <w:style w:type="paragraph" w:customStyle="1" w:styleId="Signature">
-    <w:name w:val="Signature"/>
-    <w:basedOn w:val="Normal"/>
-    <w:qFormat/>
-    <w:pPr>
-      <w:spacing w:before="0" w:after="0" w:line="480" w:lineRule="exact"/>
-      <w:ind w:left="4680" w:firstLine="0"/>
     </w:pPr>
   </w:style>
   <w:style w:type="paragraph" w:customStyle="1" w:styleId="SourceCode">
